--- a/отчёты/Задание 09 Рекурсия.docx
+++ b/отчёты/Задание 09 Рекурсия.docx
@@ -32,7 +32,7 @@
           <w:right w:val="single" w:color="BFBFBF" w:sz="4" w:space="4"/>
         </w:pBdr>
         <w:shd w:fill="F4F4F4" w:color="auto" w:val="clear"/>
-        <w:spacing w:after="0" w:before="60" w:line="240"/>
+        <w:spacing w:after="0" w:before="60" w:line="240" w:lineRule="auto"/>
         <w:ind w:left="113" w:right="113"/>
       </w:pPr>
       <w:r>
@@ -54,7 +54,7 @@
           <w:right w:val="single" w:color="BFBFBF" w:sz="4" w:space="4"/>
         </w:pBdr>
         <w:shd w:fill="F4F4F4" w:color="auto" w:val="clear"/>
-        <w:spacing w:after="0" w:before="0" w:line="240"/>
+        <w:spacing w:after="0" w:before="0" w:line="240" w:lineRule="auto"/>
         <w:ind w:left="113" w:right="113"/>
       </w:pPr>
       <w:r>
@@ -76,7 +76,7 @@
           <w:right w:val="single" w:color="BFBFBF" w:sz="4" w:space="4"/>
         </w:pBdr>
         <w:shd w:fill="F4F4F4" w:color="auto" w:val="clear"/>
-        <w:spacing w:after="160" w:before="0" w:line="240"/>
+        <w:spacing w:after="160" w:before="0" w:line="240" w:lineRule="auto"/>
         <w:ind w:left="113" w:right="113"/>
       </w:pPr>
       <w:r>
@@ -90,7 +90,8 @@
     </w:p>
     <w:p>
       <w:pPr>
-        <w:spacing w:after="80"/>
+        <w:keepNext w:val="false"/>
+        <w:spacing w:after="80" w:before="0"/>
         <w:ind w:firstLine="709"/>
         <w:jc w:val="both"/>
       </w:pPr>
@@ -173,7 +174,8 @@
     </w:p>
     <w:p>
       <w:pPr>
-        <w:spacing w:after="80"/>
+        <w:keepNext w:val="false"/>
+        <w:spacing w:after="80" w:before="0"/>
         <w:ind w:firstLine="709"/>
         <w:jc w:val="both"/>
       </w:pPr>
@@ -195,7 +197,7 @@
           <w:right w:val="single" w:color="BFBFBF" w:sz="4" w:space="4"/>
         </w:pBdr>
         <w:shd w:fill="F4F4F4" w:color="auto" w:val="clear"/>
-        <w:spacing w:after="0" w:before="60" w:line="240"/>
+        <w:spacing w:after="0" w:before="60" w:line="240" w:lineRule="auto"/>
         <w:ind w:left="113" w:right="113"/>
       </w:pPr>
       <w:r>
@@ -217,7 +219,7 @@
           <w:right w:val="single" w:color="BFBFBF" w:sz="4" w:space="4"/>
         </w:pBdr>
         <w:shd w:fill="F4F4F4" w:color="auto" w:val="clear"/>
-        <w:spacing w:after="0" w:before="0" w:line="240"/>
+        <w:spacing w:after="0" w:before="0" w:line="240" w:lineRule="auto"/>
         <w:ind w:left="113" w:right="113"/>
       </w:pPr>
       <w:r>
@@ -239,7 +241,7 @@
           <w:right w:val="single" w:color="BFBFBF" w:sz="4" w:space="4"/>
         </w:pBdr>
         <w:shd w:fill="F4F4F4" w:color="auto" w:val="clear"/>
-        <w:spacing w:after="0" w:before="0" w:line="240"/>
+        <w:spacing w:after="0" w:before="0" w:line="240" w:lineRule="auto"/>
         <w:ind w:left="113" w:right="113"/>
       </w:pPr>
       <w:r>
@@ -261,7 +263,7 @@
           <w:right w:val="single" w:color="BFBFBF" w:sz="4" w:space="4"/>
         </w:pBdr>
         <w:shd w:fill="F4F4F4" w:color="auto" w:val="clear"/>
-        <w:spacing w:after="0" w:before="0" w:line="240"/>
+        <w:spacing w:after="0" w:before="0" w:line="240" w:lineRule="auto"/>
         <w:ind w:left="113" w:right="113"/>
       </w:pPr>
       <w:r>
@@ -283,7 +285,7 @@
           <w:right w:val="single" w:color="BFBFBF" w:sz="4" w:space="4"/>
         </w:pBdr>
         <w:shd w:fill="F4F4F4" w:color="auto" w:val="clear"/>
-        <w:spacing w:after="0" w:before="0" w:line="240"/>
+        <w:spacing w:after="0" w:before="0" w:line="240" w:lineRule="auto"/>
         <w:ind w:left="113" w:right="113"/>
       </w:pPr>
       <w:r>
@@ -305,7 +307,7 @@
           <w:right w:val="single" w:color="BFBFBF" w:sz="4" w:space="4"/>
         </w:pBdr>
         <w:shd w:fill="F4F4F4" w:color="auto" w:val="clear"/>
-        <w:spacing w:after="0" w:before="0" w:line="240"/>
+        <w:spacing w:after="0" w:before="0" w:line="240" w:lineRule="auto"/>
         <w:ind w:left="113" w:right="113"/>
       </w:pPr>
       <w:r>
@@ -327,7 +329,7 @@
           <w:right w:val="single" w:color="BFBFBF" w:sz="4" w:space="4"/>
         </w:pBdr>
         <w:shd w:fill="F4F4F4" w:color="auto" w:val="clear"/>
-        <w:spacing w:after="160" w:before="0" w:line="240"/>
+        <w:spacing w:after="160" w:before="0" w:line="240" w:lineRule="auto"/>
         <w:ind w:left="113" w:right="113"/>
       </w:pPr>
       <w:r>
@@ -341,7 +343,8 @@
     </w:p>
     <w:p>
       <w:pPr>
-        <w:spacing w:after="80"/>
+        <w:keepNext w:val="false"/>
+        <w:spacing w:after="80" w:before="0"/>
         <w:ind w:firstLine="709"/>
         <w:jc w:val="both"/>
       </w:pPr>
@@ -390,7 +393,7 @@
           <w:right w:val="single" w:color="BFBFBF" w:sz="4" w:space="4"/>
         </w:pBdr>
         <w:shd w:fill="F4F4F4" w:color="auto" w:val="clear"/>
-        <w:spacing w:after="0" w:before="60" w:line="240"/>
+        <w:spacing w:after="0" w:before="60" w:line="240" w:lineRule="auto"/>
         <w:ind w:left="113" w:right="113"/>
       </w:pPr>
       <w:r>
@@ -412,7 +415,7 @@
           <w:right w:val="single" w:color="BFBFBF" w:sz="4" w:space="4"/>
         </w:pBdr>
         <w:shd w:fill="F4F4F4" w:color="auto" w:val="clear"/>
-        <w:spacing w:after="0" w:before="0" w:line="240"/>
+        <w:spacing w:after="0" w:before="0" w:line="240" w:lineRule="auto"/>
         <w:ind w:left="113" w:right="113"/>
       </w:pPr>
       <w:r>
@@ -434,7 +437,7 @@
           <w:right w:val="single" w:color="BFBFBF" w:sz="4" w:space="4"/>
         </w:pBdr>
         <w:shd w:fill="F4F4F4" w:color="auto" w:val="clear"/>
-        <w:spacing w:after="0" w:before="0" w:line="240"/>
+        <w:spacing w:after="0" w:before="0" w:line="240" w:lineRule="auto"/>
         <w:ind w:left="113" w:right="113"/>
       </w:pPr>
       <w:r>
@@ -456,7 +459,7 @@
           <w:right w:val="single" w:color="BFBFBF" w:sz="4" w:space="4"/>
         </w:pBdr>
         <w:shd w:fill="F4F4F4" w:color="auto" w:val="clear"/>
-        <w:spacing w:after="160" w:before="0" w:line="240"/>
+        <w:spacing w:after="160" w:before="0" w:line="240" w:lineRule="auto"/>
         <w:ind w:left="113" w:right="113"/>
       </w:pPr>
       <w:r>
@@ -478,7 +481,7 @@
           <w:right w:val="single" w:color="BFBFBF" w:sz="4" w:space="4"/>
         </w:pBdr>
         <w:shd w:fill="F4F4F4" w:color="auto" w:val="clear"/>
-        <w:spacing w:after="0" w:before="60" w:line="240"/>
+        <w:spacing w:after="0" w:before="60" w:line="240" w:lineRule="auto"/>
         <w:ind w:left="113" w:right="113"/>
       </w:pPr>
       <w:r>
@@ -500,7 +503,7 @@
           <w:right w:val="single" w:color="BFBFBF" w:sz="4" w:space="4"/>
         </w:pBdr>
         <w:shd w:fill="F4F4F4" w:color="auto" w:val="clear"/>
-        <w:spacing w:after="0" w:before="0" w:line="240"/>
+        <w:spacing w:after="0" w:before="0" w:line="240" w:lineRule="auto"/>
         <w:ind w:left="113" w:right="113"/>
       </w:pPr>
       <w:r>
@@ -522,7 +525,7 @@
           <w:right w:val="single" w:color="BFBFBF" w:sz="4" w:space="4"/>
         </w:pBdr>
         <w:shd w:fill="F4F4F4" w:color="auto" w:val="clear"/>
-        <w:spacing w:after="0" w:before="0" w:line="240"/>
+        <w:spacing w:after="0" w:before="0" w:line="240" w:lineRule="auto"/>
         <w:ind w:left="113" w:right="113"/>
       </w:pPr>
       <w:r>
@@ -544,7 +547,7 @@
           <w:right w:val="single" w:color="BFBFBF" w:sz="4" w:space="4"/>
         </w:pBdr>
         <w:shd w:fill="F4F4F4" w:color="auto" w:val="clear"/>
-        <w:spacing w:after="0" w:before="0" w:line="240"/>
+        <w:spacing w:after="0" w:before="0" w:line="240" w:lineRule="auto"/>
         <w:ind w:left="113" w:right="113"/>
       </w:pPr>
       <w:r>
@@ -566,7 +569,7 @@
           <w:right w:val="single" w:color="BFBFBF" w:sz="4" w:space="4"/>
         </w:pBdr>
         <w:shd w:fill="F4F4F4" w:color="auto" w:val="clear"/>
-        <w:spacing w:after="0" w:before="0" w:line="240"/>
+        <w:spacing w:after="0" w:before="0" w:line="240" w:lineRule="auto"/>
         <w:ind w:left="113" w:right="113"/>
       </w:pPr>
       <w:r>
@@ -588,7 +591,7 @@
           <w:right w:val="single" w:color="BFBFBF" w:sz="4" w:space="4"/>
         </w:pBdr>
         <w:shd w:fill="F4F4F4" w:color="auto" w:val="clear"/>
-        <w:spacing w:after="0" w:before="0" w:line="240"/>
+        <w:spacing w:after="0" w:before="0" w:line="240" w:lineRule="auto"/>
         <w:ind w:left="113" w:right="113"/>
       </w:pPr>
       <w:r>
@@ -610,7 +613,7 @@
           <w:right w:val="single" w:color="BFBFBF" w:sz="4" w:space="4"/>
         </w:pBdr>
         <w:shd w:fill="F4F4F4" w:color="auto" w:val="clear"/>
-        <w:spacing w:after="0" w:before="0" w:line="240"/>
+        <w:spacing w:after="0" w:before="0" w:line="240" w:lineRule="auto"/>
         <w:ind w:left="113" w:right="113"/>
       </w:pPr>
       <w:r>
@@ -632,7 +635,7 @@
           <w:right w:val="single" w:color="BFBFBF" w:sz="4" w:space="4"/>
         </w:pBdr>
         <w:shd w:fill="F4F4F4" w:color="auto" w:val="clear"/>
-        <w:spacing w:after="0" w:before="0" w:line="240"/>
+        <w:spacing w:after="0" w:before="0" w:line="240" w:lineRule="auto"/>
         <w:ind w:left="113" w:right="113"/>
       </w:pPr>
       <w:r>
@@ -654,7 +657,7 @@
           <w:right w:val="single" w:color="BFBFBF" w:sz="4" w:space="4"/>
         </w:pBdr>
         <w:shd w:fill="F4F4F4" w:color="auto" w:val="clear"/>
-        <w:spacing w:after="0" w:before="0" w:line="240"/>
+        <w:spacing w:after="0" w:before="0" w:line="240" w:lineRule="auto"/>
         <w:ind w:left="113" w:right="113"/>
       </w:pPr>
       <w:r>
@@ -676,7 +679,7 @@
           <w:right w:val="single" w:color="BFBFBF" w:sz="4" w:space="4"/>
         </w:pBdr>
         <w:shd w:fill="F4F4F4" w:color="auto" w:val="clear"/>
-        <w:spacing w:after="0" w:before="0" w:line="240"/>
+        <w:spacing w:after="0" w:before="0" w:line="240" w:lineRule="auto"/>
         <w:ind w:left="113" w:right="113"/>
       </w:pPr>
       <w:r>
@@ -698,7 +701,7 @@
           <w:right w:val="single" w:color="BFBFBF" w:sz="4" w:space="4"/>
         </w:pBdr>
         <w:shd w:fill="F4F4F4" w:color="auto" w:val="clear"/>
-        <w:spacing w:after="160" w:before="0" w:line="240"/>
+        <w:spacing w:after="160" w:before="0" w:line="240" w:lineRule="auto"/>
         <w:ind w:left="113" w:right="113"/>
       </w:pPr>
       <w:r>
@@ -712,7 +715,8 @@
     </w:p>
     <w:p>
       <w:pPr>
-        <w:spacing w:after="80"/>
+        <w:keepNext w:val="false"/>
+        <w:spacing w:after="80" w:before="0"/>
         <w:ind w:firstLine="709"/>
         <w:jc w:val="both"/>
       </w:pPr>
@@ -743,7 +747,8 @@
     </w:p>
     <w:p>
       <w:pPr>
-        <w:spacing w:after="80"/>
+        <w:keepNext w:val="false"/>
+        <w:spacing w:after="80" w:before="0"/>
         <w:ind w:firstLine="709"/>
         <w:jc w:val="both"/>
       </w:pPr>
@@ -794,7 +799,7 @@
           <w:right w:val="single" w:color="BFBFBF" w:sz="4" w:space="4"/>
         </w:pBdr>
         <w:shd w:fill="F4F4F4" w:color="auto" w:val="clear"/>
-        <w:spacing w:after="0" w:before="60" w:line="240"/>
+        <w:spacing w:after="0" w:before="60" w:line="240" w:lineRule="auto"/>
         <w:ind w:left="113" w:right="113"/>
       </w:pPr>
       <w:r>
@@ -816,7 +821,7 @@
           <w:right w:val="single" w:color="BFBFBF" w:sz="4" w:space="4"/>
         </w:pBdr>
         <w:shd w:fill="F4F4F4" w:color="auto" w:val="clear"/>
-        <w:spacing w:after="0" w:before="0" w:line="240"/>
+        <w:spacing w:after="0" w:before="0" w:line="240" w:lineRule="auto"/>
         <w:ind w:left="113" w:right="113"/>
       </w:pPr>
       <w:r>
@@ -838,7 +843,7 @@
           <w:right w:val="single" w:color="BFBFBF" w:sz="4" w:space="4"/>
         </w:pBdr>
         <w:shd w:fill="F4F4F4" w:color="auto" w:val="clear"/>
-        <w:spacing w:after="0" w:before="0" w:line="240"/>
+        <w:spacing w:after="0" w:before="0" w:line="240" w:lineRule="auto"/>
         <w:ind w:left="113" w:right="113"/>
       </w:pPr>
       <w:r>
@@ -860,7 +865,7 @@
           <w:right w:val="single" w:color="BFBFBF" w:sz="4" w:space="4"/>
         </w:pBdr>
         <w:shd w:fill="F4F4F4" w:color="auto" w:val="clear"/>
-        <w:spacing w:after="0" w:before="0" w:line="240"/>
+        <w:spacing w:after="0" w:before="0" w:line="240" w:lineRule="auto"/>
         <w:ind w:left="113" w:right="113"/>
       </w:pPr>
       <w:r>
@@ -882,7 +887,7 @@
           <w:right w:val="single" w:color="BFBFBF" w:sz="4" w:space="4"/>
         </w:pBdr>
         <w:shd w:fill="F4F4F4" w:color="auto" w:val="clear"/>
-        <w:spacing w:after="0" w:before="0" w:line="240"/>
+        <w:spacing w:after="0" w:before="0" w:line="240" w:lineRule="auto"/>
         <w:ind w:left="113" w:right="113"/>
       </w:pPr>
       <w:r>
@@ -904,7 +909,7 @@
           <w:right w:val="single" w:color="BFBFBF" w:sz="4" w:space="4"/>
         </w:pBdr>
         <w:shd w:fill="F4F4F4" w:color="auto" w:val="clear"/>
-        <w:spacing w:after="0" w:before="0" w:line="240"/>
+        <w:spacing w:after="0" w:before="0" w:line="240" w:lineRule="auto"/>
         <w:ind w:left="113" w:right="113"/>
       </w:pPr>
       <w:r>
@@ -926,7 +931,7 @@
           <w:right w:val="single" w:color="BFBFBF" w:sz="4" w:space="4"/>
         </w:pBdr>
         <w:shd w:fill="F4F4F4" w:color="auto" w:val="clear"/>
-        <w:spacing w:after="0" w:before="0" w:line="240"/>
+        <w:spacing w:after="0" w:before="0" w:line="240" w:lineRule="auto"/>
         <w:ind w:left="113" w:right="113"/>
       </w:pPr>
       <w:r>
@@ -948,7 +953,7 @@
           <w:right w:val="single" w:color="BFBFBF" w:sz="4" w:space="4"/>
         </w:pBdr>
         <w:shd w:fill="F4F4F4" w:color="auto" w:val="clear"/>
-        <w:spacing w:after="160" w:before="0" w:line="240"/>
+        <w:spacing w:after="160" w:before="0" w:line="240" w:lineRule="auto"/>
         <w:ind w:left="113" w:right="113"/>
       </w:pPr>
       <w:r>
@@ -962,7 +967,8 @@
     </w:p>
     <w:p>
       <w:pPr>
-        <w:spacing w:after="80"/>
+        <w:keepNext w:val="false"/>
+        <w:spacing w:after="80" w:before="0"/>
         <w:ind w:firstLine="709"/>
         <w:jc w:val="both"/>
       </w:pPr>
@@ -1012,7 +1018,7 @@
           <w:right w:val="single" w:color="BFBFBF" w:sz="4" w:space="4"/>
         </w:pBdr>
         <w:shd w:fill="F4F4F4" w:color="auto" w:val="clear"/>
-        <w:spacing w:after="0" w:before="60" w:line="240"/>
+        <w:spacing w:after="0" w:before="60" w:line="240" w:lineRule="auto"/>
         <w:ind w:left="113" w:right="113"/>
       </w:pPr>
       <w:r>
@@ -1034,7 +1040,7 @@
           <w:right w:val="single" w:color="BFBFBF" w:sz="4" w:space="4"/>
         </w:pBdr>
         <w:shd w:fill="F4F4F4" w:color="auto" w:val="clear"/>
-        <w:spacing w:after="0" w:before="0" w:line="240"/>
+        <w:spacing w:after="0" w:before="0" w:line="240" w:lineRule="auto"/>
         <w:ind w:left="113" w:right="113"/>
       </w:pPr>
       <w:r>
@@ -1056,7 +1062,7 @@
           <w:right w:val="single" w:color="BFBFBF" w:sz="4" w:space="4"/>
         </w:pBdr>
         <w:shd w:fill="F4F4F4" w:color="auto" w:val="clear"/>
-        <w:spacing w:after="0" w:before="0" w:line="240"/>
+        <w:spacing w:after="0" w:before="0" w:line="240" w:lineRule="auto"/>
         <w:ind w:left="113" w:right="113"/>
       </w:pPr>
       <w:r>
@@ -1078,7 +1084,7 @@
           <w:right w:val="single" w:color="BFBFBF" w:sz="4" w:space="4"/>
         </w:pBdr>
         <w:shd w:fill="F4F4F4" w:color="auto" w:val="clear"/>
-        <w:spacing w:after="0" w:before="0" w:line="240"/>
+        <w:spacing w:after="0" w:before="0" w:line="240" w:lineRule="auto"/>
         <w:ind w:left="113" w:right="113"/>
       </w:pPr>
       <w:r>
@@ -1100,7 +1106,7 @@
           <w:right w:val="single" w:color="BFBFBF" w:sz="4" w:space="4"/>
         </w:pBdr>
         <w:shd w:fill="F4F4F4" w:color="auto" w:val="clear"/>
-        <w:spacing w:after="160" w:before="0" w:line="240"/>
+        <w:spacing w:after="160" w:before="0" w:line="240" w:lineRule="auto"/>
         <w:ind w:left="113" w:right="113"/>
       </w:pPr>
       <w:r>
@@ -1114,7 +1120,8 @@
     </w:p>
     <w:p>
       <w:pPr>
-        <w:spacing w:after="80"/>
+        <w:keepNext w:val="false"/>
+        <w:spacing w:after="80" w:before="0"/>
         <w:ind w:firstLine="709"/>
         <w:jc w:val="both"/>
       </w:pPr>
@@ -1142,7 +1149,8 @@
     </w:p>
     <w:p>
       <w:pPr>
-        <w:spacing w:after="80"/>
+        <w:keepNext w:val="false"/>
+        <w:spacing w:after="80" w:before="0"/>
         <w:ind w:firstLine="709"/>
         <w:jc w:val="both"/>
       </w:pPr>
@@ -1192,7 +1200,8 @@
     </w:p>
     <w:p>
       <w:pPr>
-        <w:spacing w:after="80"/>
+        <w:keepNext w:val="false"/>
+        <w:spacing w:after="80" w:before="0"/>
         <w:ind w:firstLine="709"/>
         <w:jc w:val="both"/>
       </w:pPr>
@@ -1228,7 +1237,7 @@
           <w:right w:val="single" w:color="BFBFBF" w:sz="4" w:space="4"/>
         </w:pBdr>
         <w:shd w:fill="F4F4F4" w:color="auto" w:val="clear"/>
-        <w:spacing w:after="0" w:before="60" w:line="240"/>
+        <w:spacing w:after="0" w:before="60" w:line="240" w:lineRule="auto"/>
         <w:ind w:left="113" w:right="113"/>
       </w:pPr>
       <w:r>
@@ -1250,7 +1259,7 @@
           <w:right w:val="single" w:color="BFBFBF" w:sz="4" w:space="4"/>
         </w:pBdr>
         <w:shd w:fill="F4F4F4" w:color="auto" w:val="clear"/>
-        <w:spacing w:after="0" w:before="0" w:line="240"/>
+        <w:spacing w:after="0" w:before="0" w:line="240" w:lineRule="auto"/>
         <w:ind w:left="113" w:right="113"/>
       </w:pPr>
       <w:r>
@@ -1272,7 +1281,7 @@
           <w:right w:val="single" w:color="BFBFBF" w:sz="4" w:space="4"/>
         </w:pBdr>
         <w:shd w:fill="F4F4F4" w:color="auto" w:val="clear"/>
-        <w:spacing w:after="0" w:before="0" w:line="240"/>
+        <w:spacing w:after="0" w:before="0" w:line="240" w:lineRule="auto"/>
         <w:ind w:left="113" w:right="113"/>
       </w:pPr>
       <w:r>
@@ -1294,7 +1303,7 @@
           <w:right w:val="single" w:color="BFBFBF" w:sz="4" w:space="4"/>
         </w:pBdr>
         <w:shd w:fill="F4F4F4" w:color="auto" w:val="clear"/>
-        <w:spacing w:after="0" w:before="0" w:line="240"/>
+        <w:spacing w:after="0" w:before="0" w:line="240" w:lineRule="auto"/>
         <w:ind w:left="113" w:right="113"/>
       </w:pPr>
       <w:r>
@@ -1316,7 +1325,7 @@
           <w:right w:val="single" w:color="BFBFBF" w:sz="4" w:space="4"/>
         </w:pBdr>
         <w:shd w:fill="F4F4F4" w:color="auto" w:val="clear"/>
-        <w:spacing w:after="0" w:before="0" w:line="240"/>
+        <w:spacing w:after="0" w:before="0" w:line="240" w:lineRule="auto"/>
         <w:ind w:left="113" w:right="113"/>
       </w:pPr>
       <w:r>
@@ -1338,7 +1347,7 @@
           <w:right w:val="single" w:color="BFBFBF" w:sz="4" w:space="4"/>
         </w:pBdr>
         <w:shd w:fill="F4F4F4" w:color="auto" w:val="clear"/>
-        <w:spacing w:after="0" w:before="0" w:line="240"/>
+        <w:spacing w:after="0" w:before="0" w:line="240" w:lineRule="auto"/>
         <w:ind w:left="113" w:right="113"/>
       </w:pPr>
       <w:r>
@@ -1360,7 +1369,7 @@
           <w:right w:val="single" w:color="BFBFBF" w:sz="4" w:space="4"/>
         </w:pBdr>
         <w:shd w:fill="F4F4F4" w:color="auto" w:val="clear"/>
-        <w:spacing w:after="0" w:before="0" w:line="240"/>
+        <w:spacing w:after="0" w:before="0" w:line="240" w:lineRule="auto"/>
         <w:ind w:left="113" w:right="113"/>
       </w:pPr>
       <w:r>
@@ -1382,7 +1391,7 @@
           <w:right w:val="single" w:color="BFBFBF" w:sz="4" w:space="4"/>
         </w:pBdr>
         <w:shd w:fill="F4F4F4" w:color="auto" w:val="clear"/>
-        <w:spacing w:after="0" w:before="0" w:line="240"/>
+        <w:spacing w:after="0" w:before="0" w:line="240" w:lineRule="auto"/>
         <w:ind w:left="113" w:right="113"/>
       </w:pPr>
       <w:r>
@@ -1404,7 +1413,7 @@
           <w:right w:val="single" w:color="BFBFBF" w:sz="4" w:space="4"/>
         </w:pBdr>
         <w:shd w:fill="F4F4F4" w:color="auto" w:val="clear"/>
-        <w:spacing w:after="160" w:before="0" w:line="240"/>
+        <w:spacing w:after="160" w:before="0" w:line="240" w:lineRule="auto"/>
         <w:ind w:left="113" w:right="113"/>
       </w:pPr>
       <w:r>
@@ -1436,7 +1445,7 @@
           <w:right w:val="single" w:color="BFBFBF" w:sz="4" w:space="4"/>
         </w:pBdr>
         <w:shd w:fill="F4F4F4" w:color="auto" w:val="clear"/>
-        <w:spacing w:after="0" w:before="60" w:line="240"/>
+        <w:spacing w:after="0" w:before="60" w:line="240" w:lineRule="auto"/>
         <w:ind w:left="113" w:right="113"/>
       </w:pPr>
       <w:r>
@@ -1458,7 +1467,7 @@
           <w:right w:val="single" w:color="BFBFBF" w:sz="4" w:space="4"/>
         </w:pBdr>
         <w:shd w:fill="F4F4F4" w:color="auto" w:val="clear"/>
-        <w:spacing w:after="0" w:before="0" w:line="240"/>
+        <w:spacing w:after="0" w:before="0" w:line="240" w:lineRule="auto"/>
         <w:ind w:left="113" w:right="113"/>
       </w:pPr>
       <w:r>
@@ -1480,7 +1489,7 @@
           <w:right w:val="single" w:color="BFBFBF" w:sz="4" w:space="4"/>
         </w:pBdr>
         <w:shd w:fill="F4F4F4" w:color="auto" w:val="clear"/>
-        <w:spacing w:after="0" w:before="0" w:line="240"/>
+        <w:spacing w:after="0" w:before="0" w:line="240" w:lineRule="auto"/>
         <w:ind w:left="113" w:right="113"/>
       </w:pPr>
       <w:r>
@@ -1502,7 +1511,7 @@
           <w:right w:val="single" w:color="BFBFBF" w:sz="4" w:space="4"/>
         </w:pBdr>
         <w:shd w:fill="F4F4F4" w:color="auto" w:val="clear"/>
-        <w:spacing w:after="0" w:before="0" w:line="240"/>
+        <w:spacing w:after="0" w:before="0" w:line="240" w:lineRule="auto"/>
         <w:ind w:left="113" w:right="113"/>
       </w:pPr>
       <w:r>
@@ -1524,7 +1533,7 @@
           <w:right w:val="single" w:color="BFBFBF" w:sz="4" w:space="4"/>
         </w:pBdr>
         <w:shd w:fill="F4F4F4" w:color="auto" w:val="clear"/>
-        <w:spacing w:after="0" w:before="0" w:line="240"/>
+        <w:spacing w:after="0" w:before="0" w:line="240" w:lineRule="auto"/>
         <w:ind w:left="113" w:right="113"/>
       </w:pPr>
       <w:r>
@@ -1546,7 +1555,7 @@
           <w:right w:val="single" w:color="BFBFBF" w:sz="4" w:space="4"/>
         </w:pBdr>
         <w:shd w:fill="F4F4F4" w:color="auto" w:val="clear"/>
-        <w:spacing w:after="160" w:before="0" w:line="240"/>
+        <w:spacing w:after="160" w:before="0" w:line="240" w:lineRule="auto"/>
         <w:ind w:left="113" w:right="113"/>
       </w:pPr>
       <w:r>
@@ -1568,7 +1577,7 @@
           <w:right w:val="single" w:color="A9C4A0" w:sz="4" w:space="4"/>
         </w:pBdr>
         <w:shd w:fill="F1F7EE" w:color="auto" w:val="clear"/>
-        <w:spacing w:after="0" w:before="60" w:line="240"/>
+        <w:spacing w:after="0" w:before="60" w:line="240" w:lineRule="auto"/>
         <w:ind w:left="113" w:right="113"/>
       </w:pPr>
       <w:r>
@@ -1590,7 +1599,7 @@
           <w:right w:val="single" w:color="A9C4A0" w:sz="4" w:space="4"/>
         </w:pBdr>
         <w:shd w:fill="F1F7EE" w:color="auto" w:val="clear"/>
-        <w:spacing w:after="0" w:before="0" w:line="240"/>
+        <w:spacing w:after="0" w:before="0" w:line="240" w:lineRule="auto"/>
         <w:ind w:left="113" w:right="113"/>
       </w:pPr>
       <w:r>
@@ -1612,7 +1621,7 @@
           <w:right w:val="single" w:color="A9C4A0" w:sz="4" w:space="4"/>
         </w:pBdr>
         <w:shd w:fill="F1F7EE" w:color="auto" w:val="clear"/>
-        <w:spacing w:after="0" w:before="0" w:line="240"/>
+        <w:spacing w:after="0" w:before="0" w:line="240" w:lineRule="auto"/>
         <w:ind w:left="113" w:right="113"/>
       </w:pPr>
       <w:r>
@@ -1634,7 +1643,7 @@
           <w:right w:val="single" w:color="A9C4A0" w:sz="4" w:space="4"/>
         </w:pBdr>
         <w:shd w:fill="F1F7EE" w:color="auto" w:val="clear"/>
-        <w:spacing w:after="0" w:before="0" w:line="240"/>
+        <w:spacing w:after="0" w:before="0" w:line="240" w:lineRule="auto"/>
         <w:ind w:left="113" w:right="113"/>
       </w:pPr>
       <w:r>
@@ -1656,7 +1665,7 @@
           <w:right w:val="single" w:color="A9C4A0" w:sz="4" w:space="4"/>
         </w:pBdr>
         <w:shd w:fill="F1F7EE" w:color="auto" w:val="clear"/>
-        <w:spacing w:after="0" w:before="0" w:line="240"/>
+        <w:spacing w:after="0" w:before="0" w:line="240" w:lineRule="auto"/>
         <w:ind w:left="113" w:right="113"/>
       </w:pPr>
       <w:r>
@@ -1678,7 +1687,7 @@
           <w:right w:val="single" w:color="A9C4A0" w:sz="4" w:space="4"/>
         </w:pBdr>
         <w:shd w:fill="F1F7EE" w:color="auto" w:val="clear"/>
-        <w:spacing w:after="0" w:before="0" w:line="240"/>
+        <w:spacing w:after="0" w:before="0" w:line="240" w:lineRule="auto"/>
         <w:ind w:left="113" w:right="113"/>
       </w:pPr>
       <w:r>
@@ -1700,7 +1709,7 @@
           <w:right w:val="single" w:color="A9C4A0" w:sz="4" w:space="4"/>
         </w:pBdr>
         <w:shd w:fill="F1F7EE" w:color="auto" w:val="clear"/>
-        <w:spacing w:after="160" w:before="0" w:line="240"/>
+        <w:spacing w:after="160" w:before="0" w:line="240" w:lineRule="auto"/>
         <w:ind w:left="113" w:right="113"/>
       </w:pPr>
       <w:r>
@@ -1920,6 +1929,18 @@
     </w:lvl>
   </w:abstractNum>
   <w:abstractNum w:abstractNumId="3" w15:restartNumberingAfterBreak="0">
+    <w:multiLevelType w:val="hybridMultilevel"/>
+    <w:lvl w:ilvl="0" w15:tentative="1">
+      <w:start w:val="1"/>
+      <w:numFmt w:val="bullet"/>
+      <w:lvlText w:val="•"/>
+      <w:lvlJc w:val="left"/>
+      <w:pPr>
+        <w:ind w:left="1134" w:hanging="284"/>
+      </w:pPr>
+    </w:lvl>
+  </w:abstractNum>
+  <w:abstractNum w:abstractNumId="4" w15:restartNumberingAfterBreak="0">
     <w:multiLevelType w:val="hybridMultilevel"/>
     <w:lvl w:ilvl="0" w15:tentative="1">
       <w:start w:val="1"/>
